--- a/dist/CV2- Wahyu Arliansyah.docx
+++ b/dist/CV2- Wahyu Arliansyah.docx
@@ -94,7 +94,23 @@
           <w:sz w:val="20"/>
           <w:szCs w:val="20"/>
         </w:rPr>
-        <w:t xml:space="preserve"> | </w:t>
+        <w:t xml:space="preserve"> |</w:t>
+      </w:r>
+      <w:r>
+        <w:rPr>
+          <w:rFonts w:ascii="Arial" w:hAnsi="Arial" w:cs="Arial"/>
+          <w:sz w:val="20"/>
+          <w:szCs w:val="20"/>
+        </w:rPr>
+        <w:t xml:space="preserve"> 085773811187 |</w:t>
+      </w:r>
+      <w:r>
+        <w:rPr>
+          <w:rFonts w:ascii="Arial" w:hAnsi="Arial" w:cs="Arial"/>
+          <w:sz w:val="20"/>
+          <w:szCs w:val="20"/>
+        </w:rPr>
+        <w:t xml:space="preserve"> </w:t>
       </w:r>
       <w:hyperlink r:id="rId6" w:history="1">
         <w:r>
@@ -107,14 +123,18 @@
           <w:t>wahyuarliansyah00@gmail.com</w:t>
         </w:r>
       </w:hyperlink>
-      <w:r>
-        <w:rPr>
-          <w:rFonts w:ascii="Arial" w:hAnsi="Arial" w:cs="Arial"/>
-          <w:sz w:val="20"/>
-          <w:szCs w:val="20"/>
-        </w:rPr>
-        <w:t xml:space="preserve"> </w:t>
-      </w:r>
+    </w:p>
+    <w:p>
+      <w:pPr>
+        <w:pStyle w:val="BodyText"/>
+        <w:spacing w:line="360" w:lineRule="auto"/>
+        <w:ind w:left="164"/>
+        <w:rPr>
+          <w:rFonts w:ascii="Arial" w:hAnsi="Arial" w:cs="Arial"/>
+          <w:sz w:val="20"/>
+          <w:szCs w:val="20"/>
+        </w:rPr>
+      </w:pPr>
       <w:r>
         <w:rPr>
           <w:rFonts w:ascii="Arial" w:hAnsi="Arial" w:cs="Arial"/>
@@ -122,7 +142,7 @@
           <w:sz w:val="20"/>
           <w:szCs w:val="20"/>
         </w:rPr>
-        <w:t>| https://portofolio-wahyu-sooty.vercel.app/</w:t>
+        <w:t>https://portofolio-wahyu-sooty.vercel.app/</w:t>
       </w:r>
     </w:p>
     <w:p>
@@ -236,7 +256,7 @@
           </mc:Choice>
           <mc:Fallback>
             <w:pict>
-              <v:shape w14:anchorId="7A5E9BED" id="Graphic 1" o:spid="_x0000_s1026" style="position:absolute;margin-left:71.65pt;margin-top:19.6pt;width:454.3pt;height:.75pt;z-index:-251673088;visibility:visible;mso-wrap-style:square;mso-width-percent:0;mso-height-percent:0;mso-wrap-distance-left:0;mso-wrap-distance-top:0;mso-wrap-distance-right:0;mso-wrap-distance-bottom:0;mso-position-horizontal:absolute;mso-position-horizontal-relative:page;mso-position-vertical:absolute;mso-position-vertical-relative:text;mso-width-percent:0;mso-height-percent:0;mso-width-relative:margin;mso-height-relative:margin;v-text-anchor:top" coordsize="5769610,9525" o:gfxdata="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" path="m5769228,l,,,9144r5769228,l5769228,xe" fillcolor="black" stroked="f">
+              <v:shape w14:anchorId="4195D447" id="Graphic 1" o:spid="_x0000_s1026" style="position:absolute;margin-left:71.65pt;margin-top:19.6pt;width:454.3pt;height:.75pt;z-index:-251673088;visibility:visible;mso-wrap-style:square;mso-width-percent:0;mso-height-percent:0;mso-wrap-distance-left:0;mso-wrap-distance-top:0;mso-wrap-distance-right:0;mso-wrap-distance-bottom:0;mso-position-horizontal:absolute;mso-position-horizontal-relative:page;mso-position-vertical:absolute;mso-position-vertical-relative:text;mso-width-percent:0;mso-height-percent:0;mso-width-relative:margin;mso-height-relative:margin;v-text-anchor:top" coordsize="5769610,9525" o:gfxdata="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" path="m5769228,l,,,9144r5769228,l5769228,xe" fillcolor="black" stroked="f">
                 <v:path arrowok="t"/>
                 <w10:wrap type="topAndBottom" anchorx="page"/>
               </v:shape>
@@ -420,7 +440,7 @@
           </mc:Choice>
           <mc:Fallback>
             <w:pict>
-              <v:shape w14:anchorId="48F0D83E" id="Graphic 2" o:spid="_x0000_s1026" style="position:absolute;margin-left:71.1pt;margin-top:4.55pt;width:454.3pt;height:.75pt;z-index:-251663872;visibility:visible;mso-wrap-style:square;mso-wrap-distance-left:0;mso-wrap-distance-top:0;mso-wrap-distance-right:0;mso-wrap-distance-bottom:0;mso-position-horizontal:absolute;mso-position-horizontal-relative:page;mso-position-vertical:absolute;mso-position-vertical-relative:text;v-text-anchor:top" coordsize="5769610,9525" o:gfxdata="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" path="m5769228,l,,,9144r5769228,l5769228,xe" fillcolor="black" stroked="f">
+              <v:shape w14:anchorId="1740BB14" id="Graphic 2" o:spid="_x0000_s1026" style="position:absolute;margin-left:71.1pt;margin-top:4.55pt;width:454.3pt;height:.75pt;z-index:-251663872;visibility:visible;mso-wrap-style:square;mso-wrap-distance-left:0;mso-wrap-distance-top:0;mso-wrap-distance-right:0;mso-wrap-distance-bottom:0;mso-position-horizontal:absolute;mso-position-horizontal-relative:page;mso-position-vertical:absolute;mso-position-vertical-relative:text;v-text-anchor:top" coordsize="5769610,9525" o:gfxdata="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" path="m5769228,l,,,9144r5769228,l5769228,xe" fillcolor="black" stroked="f">
                 <v:path arrowok="t"/>
                 <w10:wrap type="topAndBottom" anchorx="page"/>
               </v:shape>
@@ -691,7 +711,7 @@
           </mc:Choice>
           <mc:Fallback>
             <w:pict>
-              <v:shape w14:anchorId="5B1D2D45" id="Graphic 3" o:spid="_x0000_s1026" style="position:absolute;margin-left:71.1pt;margin-top:19.05pt;width:454.3pt;height:.75pt;z-index:-251656704;visibility:visible;mso-wrap-style:square;mso-wrap-distance-left:0;mso-wrap-distance-top:0;mso-wrap-distance-right:0;mso-wrap-distance-bottom:0;mso-position-horizontal:absolute;mso-position-horizontal-relative:page;mso-position-vertical:absolute;mso-position-vertical-relative:text;v-text-anchor:top" coordsize="5769610,9525" o:gfxdata="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" path="m5769228,l,,,9144r5769228,l5769228,xe" fillcolor="black" stroked="f">
+              <v:shape w14:anchorId="01E76213" id="Graphic 3" o:spid="_x0000_s1026" style="position:absolute;margin-left:71.1pt;margin-top:19.05pt;width:454.3pt;height:.75pt;z-index:-251656704;visibility:visible;mso-wrap-style:square;mso-wrap-distance-left:0;mso-wrap-distance-top:0;mso-wrap-distance-right:0;mso-wrap-distance-bottom:0;mso-position-horizontal:absolute;mso-position-horizontal-relative:page;mso-position-vertical:absolute;mso-position-vertical-relative:text;v-text-anchor:top" coordsize="5769610,9525" o:gfxdata="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" path="m5769228,l,,,9144r5769228,l5769228,xe" fillcolor="black" stroked="f">
                 <v:path arrowok="t"/>
                 <w10:wrap type="topAndBottom" anchorx="page"/>
               </v:shape>
@@ -1372,7 +1392,7 @@
           </mc:Choice>
           <mc:Fallback>
             <w:pict>
-              <v:shape w14:anchorId="1174D763" id="Graphic 4" o:spid="_x0000_s1026" style="position:absolute;margin-left:71.1pt;margin-top:18.5pt;width:454.3pt;height:.75pt;z-index:-251649536;visibility:visible;mso-wrap-style:square;mso-wrap-distance-left:0;mso-wrap-distance-top:0;mso-wrap-distance-right:0;mso-wrap-distance-bottom:0;mso-position-horizontal:absolute;mso-position-horizontal-relative:page;mso-position-vertical:absolute;mso-position-vertical-relative:text;v-text-anchor:top" coordsize="5769610,9525" o:gfxdata="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" path="m5769228,l,,,9144r5769228,l5769228,xe" fillcolor="black" stroked="f">
+              <v:shape w14:anchorId="341C7B02" id="Graphic 4" o:spid="_x0000_s1026" style="position:absolute;margin-left:71.1pt;margin-top:18.5pt;width:454.3pt;height:.75pt;z-index:-251649536;visibility:visible;mso-wrap-style:square;mso-wrap-distance-left:0;mso-wrap-distance-top:0;mso-wrap-distance-right:0;mso-wrap-distance-bottom:0;mso-position-horizontal:absolute;mso-position-horizontal-relative:page;mso-position-vertical:absolute;mso-position-vertical-relative:text;v-text-anchor:top" coordsize="5769610,9525" o:gfxdata="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" path="m5769228,l,,,9144r5769228,l5769228,xe" fillcolor="black" stroked="f">
                 <v:path arrowok="t"/>
                 <w10:wrap type="topAndBottom" anchorx="page"/>
               </v:shape>
